--- a/licao-2.docx
+++ b/licao-2.docx
@@ -14,21 +14,6 @@
           <w:b/>
           <w:bCs/>
         </w:rPr>
-        <w:t>LIÇÃO 2</w:t>
-      </w:r>
-    </w:p>
-    <w:p>
-      <w:pPr>
-        <w:rPr>
-          <w:b/>
-          <w:bCs/>
-        </w:rPr>
-      </w:pPr>
-      <w:r>
-        <w:rPr>
-          <w:b/>
-          <w:bCs/>
-        </w:rPr>
         <w:t>Misericórdia: a Escolha da Jurisdição e os Dois Sistemas</w:t>
       </w:r>
     </w:p>
@@ -74,11 +59,11 @@
     </w:p>
     <w:p>
       <w:r>
-        <w:t xml:space="preserve">Jesus ensinou isso em Mateus 18. Um servo devia ao rei uma quantia impagável. Foi chamado à prestação de contas. O rei, movido de compaixão, cancelou a </w:t>
+        <w:t xml:space="preserve">Jesus ensinou isso em Mateus 18. Um servo devia ao rei uma quantia impagável. Foi chamado à prestação de contas. O rei, movido de compaixão, cancelou a dívida inteira. O mesmo servo saiu e encontrou um colega que lhe devia uma </w:t>
       </w:r>
       <w:r>
         <w:lastRenderedPageBreak/>
-        <w:t>dívida inteira. O mesmo servo saiu e encontrou um colega que lhe devia uma fração do que havia sido perdoado. Segurou-o pela gola. Exigiu o pagamento. Quando o rei soube, chamou o servo e disse: "Servo mau, eu te perdoei toda aquela dívida porque me suplicaste. Não devias tu também ter tido misericórdia do teu conservo, como eu também tive misericórdia de ti?" (Mateus 18:32-33, ACF)</w:t>
+        <w:t>fração do que havia sido perdoado. Segurou-o pela gola. Exigiu o pagamento. Quando o rei soube, chamou o servo e disse: "Servo mau, eu te perdoei toda aquela dívida porque me suplicaste. Não devias tu também ter tido misericórdia do teu conservo, como eu também tive misericórdia de ti?" (Mateus 18:32-33, ACF)</w:t>
       </w:r>
     </w:p>
     <w:p>
@@ -769,6 +754,7 @@
   <w:style w:type="character" w:default="1" w:styleId="Fontepargpadro">
     <w:name w:val="Default Paragraph Font"/>
     <w:uiPriority w:val="1"/>
+    <w:semiHidden/>
     <w:unhideWhenUsed/>
   </w:style>
   <w:style w:type="table" w:default="1" w:styleId="Tabelanormal">
